--- a/Anexos/Diseño/Plantilla de C.U 03.docx
+++ b/Anexos/Diseño/Plantilla de C.U 03.docx
@@ -334,7 +334,7 @@
                 <w:color w:val="1f1f1f"/>
                 <w:rtl w:val="0"/>
               </w:rPr>
-              <w:t xml:space="preserve">El usuario accede a la interfaz gráfica para revisar el estado consolidado de reposición de las góndolas en tiempo real.</w:t>
+              <w:t xml:space="preserve">El usuario accede a la interfaz gráfica para revisar el estado de las góndolas según la última captura analizada de cada una (la frecuencia depende de la cámara o del lote de fotos).</w:t>
             </w:r>
             <w:r>
               <w:rPr>
@@ -525,7 +525,7 @@
                 <w:color w:val="1f1f1f"/>
                 <w:rtl w:val="0"/>
               </w:rPr>
-              <w:t xml:space="preserve">El sistema despliega un mapa o lista de pasillos con indicadores de disponibilidad (Verde: &gt;50%, Amarillo: 30%-50%, Rojo: &lt;30%).</w:t>
+              <w:t xml:space="preserve">El sistema despliega un mapa o lista de pasillos con el espacio libre de cada góndola (Verde: menos de la mitad del umbral; Amarillo: desde la mitad hasta el umbral; Rojo: umbral alcanzado, con alerta. Con el umbral por defecto: &lt;15%, 15%-30% y &gt;=30%).</w:t>
             </w:r>
           </w:p>
           <w:p>
@@ -546,7 +546,7 @@
                 <w:color w:val="1f1f1f"/>
                 <w:rtl w:val="0"/>
               </w:rPr>
-              <w:t xml:space="preserve">El usuario selecciona una góndola específica para ver el detalle de espacios libres y el historial de las últimas horas.</w:t>
+              <w:t xml:space="preserve">El usuario selecciona una góndola específica para ver el espacio libre por repisa, la imagen analizada y el historial de las últimas capturas.</w:t>
             </w:r>
           </w:p>
         </w:tc>
@@ -696,8 +696,17 @@
             </w:pPr>
             <w:r>
               <w:rPr>
-                <w:rtl w:val="0"/>
-              </w:rPr>
+                <w:b w:val="1"/>
+                <w:bCs w:val="1"/>
+                <w:rtl w:val="0"/>
+              </w:rPr>
+              <w:t xml:space="preserve">Excepción 2a (Sin capturas recientes)</w:t>
+            </w:r>
+            <w:r>
+              <w:rPr>
+                <w:rtl w:val="0"/>
+              </w:rPr>
+              <w:t xml:space="preserve">: Si una góndola no tiene captura en el período, se muestra como "Sin datos" en vez de un color.</w:t>
             </w:r>
           </w:p>
         </w:tc>

--- a/Anexos/Diseño/Plantilla de C.U 03.docx
+++ b/Anexos/Diseño/Plantilla de C.U 03.docx
@@ -546,7 +546,7 @@
                 <w:color w:val="1f1f1f"/>
                 <w:rtl w:val="0"/>
               </w:rPr>
-              <w:t xml:space="preserve">El usuario selecciona una góndola específica para ver el espacio libre por repisa, la imagen analizada y el historial de las últimas capturas.</w:t>
+              <w:t xml:space="preserve">El usuario selecciona una góndola específica para ver su espacio libre, la imagen analizada con los huecos marcados y el historial de las últimas capturas.</w:t>
             </w:r>
           </w:p>
         </w:tc>
